--- a/Portal_Database_Design/Comment_APIs.docx
+++ b/Portal_Database_Design/Comment_APIs.docx
@@ -16,17 +16,17 @@
         </w:tblCellMar>
       </w:tblPr>
       <w:tblGrid>
-        <w:gridCol w:w="1926"/>
-        <w:gridCol w:w="1929"/>
-        <w:gridCol w:w="1926"/>
-        <w:gridCol w:w="1929"/>
+        <w:gridCol w:w="1915"/>
+        <w:gridCol w:w="1940"/>
+        <w:gridCol w:w="1921"/>
+        <w:gridCol w:w="1934"/>
         <w:gridCol w:w="1928"/>
       </w:tblGrid>
       <w:tr>
         <w:trPr/>
         <w:tc>
           <w:tcPr>
-            <w:tcW w:w="1926" w:type="dxa"/>
+            <w:tcW w:w="1915" w:type="dxa"/>
             <w:tcBorders>
               <w:top w:val="single" w:sz="4" w:space="0" w:color="000000"/>
               <w:start w:val="single" w:sz="4" w:space="0" w:color="000000"/>
@@ -48,7 +48,7 @@
         </w:tc>
         <w:tc>
           <w:tcPr>
-            <w:tcW w:w="1929" w:type="dxa"/>
+            <w:tcW w:w="1940" w:type="dxa"/>
             <w:tcBorders>
               <w:top w:val="single" w:sz="4" w:space="0" w:color="000000"/>
               <w:start w:val="single" w:sz="4" w:space="0" w:color="000000"/>
@@ -70,7 +70,7 @@
         </w:tc>
         <w:tc>
           <w:tcPr>
-            <w:tcW w:w="1926" w:type="dxa"/>
+            <w:tcW w:w="1921" w:type="dxa"/>
             <w:tcBorders>
               <w:top w:val="single" w:sz="4" w:space="0" w:color="000000"/>
               <w:start w:val="single" w:sz="4" w:space="0" w:color="000000"/>
@@ -92,7 +92,7 @@
         </w:tc>
         <w:tc>
           <w:tcPr>
-            <w:tcW w:w="1929" w:type="dxa"/>
+            <w:tcW w:w="1934" w:type="dxa"/>
             <w:tcBorders>
               <w:top w:val="single" w:sz="4" w:space="0" w:color="000000"/>
               <w:start w:val="single" w:sz="4" w:space="0" w:color="000000"/>
@@ -140,7 +140,7 @@
         <w:trPr/>
         <w:tc>
           <w:tcPr>
-            <w:tcW w:w="1926" w:type="dxa"/>
+            <w:tcW w:w="1915" w:type="dxa"/>
             <w:tcBorders>
               <w:start w:val="single" w:sz="4" w:space="0" w:color="000000"/>
               <w:bottom w:val="single" w:sz="4" w:space="0" w:color="000000"/>
@@ -161,7 +161,7 @@
         </w:tc>
         <w:tc>
           <w:tcPr>
-            <w:tcW w:w="1929" w:type="dxa"/>
+            <w:tcW w:w="1940" w:type="dxa"/>
             <w:tcBorders>
               <w:start w:val="single" w:sz="4" w:space="0" w:color="000000"/>
               <w:bottom w:val="single" w:sz="4" w:space="0" w:color="000000"/>
@@ -182,7 +182,7 @@
         </w:tc>
         <w:tc>
           <w:tcPr>
-            <w:tcW w:w="1926" w:type="dxa"/>
+            <w:tcW w:w="1921" w:type="dxa"/>
             <w:tcBorders>
               <w:start w:val="single" w:sz="4" w:space="0" w:color="000000"/>
               <w:bottom w:val="single" w:sz="4" w:space="0" w:color="000000"/>
@@ -203,22 +203,22 @@
         </w:tc>
         <w:tc>
           <w:tcPr>
-            <w:tcW w:w="1929" w:type="dxa"/>
-            <w:tcBorders>
-              <w:start w:val="single" w:sz="4" w:space="0" w:color="000000"/>
-              <w:bottom w:val="single" w:sz="4" w:space="0" w:color="000000"/>
-            </w:tcBorders>
-          </w:tcPr>
-          <w:p>
-            <w:pPr>
-              <w:pStyle w:val="TableContents"/>
-              <w:bidi w:val="0"/>
-              <w:jc w:val="start"/>
-              <w:rPr/>
-            </w:pPr>
-            <w:r>
-              <w:rPr/>
-              <w:t>comment_content</w:t>
+            <w:tcW w:w="1934" w:type="dxa"/>
+            <w:tcBorders>
+              <w:start w:val="single" w:sz="4" w:space="0" w:color="000000"/>
+              <w:bottom w:val="single" w:sz="4" w:space="0" w:color="000000"/>
+            </w:tcBorders>
+          </w:tcPr>
+          <w:p>
+            <w:pPr>
+              <w:pStyle w:val="TableContents"/>
+              <w:bidi w:val="0"/>
+              <w:jc w:val="start"/>
+              <w:rPr/>
+            </w:pPr>
+            <w:r>
+              <w:rPr/>
+              <w:t>comment_content, user_id, post_id</w:t>
             </w:r>
           </w:p>
         </w:tc>
@@ -249,7 +249,7 @@
         <w:trPr/>
         <w:tc>
           <w:tcPr>
-            <w:tcW w:w="1926" w:type="dxa"/>
+            <w:tcW w:w="1915" w:type="dxa"/>
             <w:tcBorders>
               <w:start w:val="single" w:sz="4" w:space="0" w:color="000000"/>
               <w:bottom w:val="single" w:sz="4" w:space="0" w:color="000000"/>
@@ -270,7 +270,7 @@
         </w:tc>
         <w:tc>
           <w:tcPr>
-            <w:tcW w:w="1929" w:type="dxa"/>
+            <w:tcW w:w="1940" w:type="dxa"/>
             <w:tcBorders>
               <w:start w:val="single" w:sz="4" w:space="0" w:color="000000"/>
               <w:bottom w:val="single" w:sz="4" w:space="0" w:color="000000"/>
@@ -291,43 +291,43 @@
         </w:tc>
         <w:tc>
           <w:tcPr>
-            <w:tcW w:w="1926" w:type="dxa"/>
-            <w:tcBorders>
-              <w:start w:val="single" w:sz="4" w:space="0" w:color="000000"/>
-              <w:bottom w:val="single" w:sz="4" w:space="0" w:color="000000"/>
-            </w:tcBorders>
-          </w:tcPr>
-          <w:p>
-            <w:pPr>
-              <w:pStyle w:val="TableContents"/>
-              <w:bidi w:val="0"/>
-              <w:jc w:val="start"/>
-              <w:rPr/>
-            </w:pPr>
-            <w:r>
-              <w:rPr/>
-              <w:t>None</w:t>
-            </w:r>
-          </w:p>
-        </w:tc>
-        <w:tc>
-          <w:tcPr>
-            <w:tcW w:w="1929" w:type="dxa"/>
-            <w:tcBorders>
-              <w:start w:val="single" w:sz="4" w:space="0" w:color="000000"/>
-              <w:bottom w:val="single" w:sz="4" w:space="0" w:color="000000"/>
-            </w:tcBorders>
-          </w:tcPr>
-          <w:p>
-            <w:pPr>
-              <w:pStyle w:val="TableContents"/>
-              <w:bidi w:val="0"/>
-              <w:jc w:val="start"/>
-              <w:rPr/>
-            </w:pPr>
-            <w:r>
-              <w:rPr/>
-              <w:t>comment_content</w:t>
+            <w:tcW w:w="1921" w:type="dxa"/>
+            <w:tcBorders>
+              <w:start w:val="single" w:sz="4" w:space="0" w:color="000000"/>
+              <w:bottom w:val="single" w:sz="4" w:space="0" w:color="000000"/>
+            </w:tcBorders>
+          </w:tcPr>
+          <w:p>
+            <w:pPr>
+              <w:pStyle w:val="TableContents"/>
+              <w:bidi w:val="0"/>
+              <w:jc w:val="start"/>
+              <w:rPr/>
+            </w:pPr>
+            <w:r>
+              <w:rPr/>
+              <w:t>user_id, post_id</w:t>
+            </w:r>
+          </w:p>
+        </w:tc>
+        <w:tc>
+          <w:tcPr>
+            <w:tcW w:w="1934" w:type="dxa"/>
+            <w:tcBorders>
+              <w:start w:val="single" w:sz="4" w:space="0" w:color="000000"/>
+              <w:bottom w:val="single" w:sz="4" w:space="0" w:color="000000"/>
+            </w:tcBorders>
+          </w:tcPr>
+          <w:p>
+            <w:pPr>
+              <w:pStyle w:val="TableContents"/>
+              <w:bidi w:val="0"/>
+              <w:jc w:val="start"/>
+              <w:rPr/>
+            </w:pPr>
+            <w:r>
+              <w:rPr/>
+              <w:t>comment_id, comment_content</w:t>
             </w:r>
           </w:p>
         </w:tc>
@@ -358,28 +358,28 @@
         <w:trPr/>
         <w:tc>
           <w:tcPr>
-            <w:tcW w:w="1926" w:type="dxa"/>
-            <w:tcBorders>
-              <w:start w:val="single" w:sz="4" w:space="0" w:color="000000"/>
-              <w:bottom w:val="single" w:sz="4" w:space="0" w:color="000000"/>
-            </w:tcBorders>
-          </w:tcPr>
-          <w:p>
-            <w:pPr>
-              <w:pStyle w:val="TableContents"/>
-              <w:bidi w:val="0"/>
-              <w:jc w:val="start"/>
-              <w:rPr/>
-            </w:pPr>
-            <w:r>
-              <w:rPr/>
-              <w:t>displayPostComments</w:t>
-            </w:r>
-          </w:p>
-        </w:tc>
-        <w:tc>
-          <w:tcPr>
-            <w:tcW w:w="1929" w:type="dxa"/>
+            <w:tcW w:w="1915" w:type="dxa"/>
+            <w:tcBorders>
+              <w:start w:val="single" w:sz="4" w:space="0" w:color="000000"/>
+              <w:bottom w:val="single" w:sz="4" w:space="0" w:color="000000"/>
+            </w:tcBorders>
+          </w:tcPr>
+          <w:p>
+            <w:pPr>
+              <w:pStyle w:val="TableContents"/>
+              <w:bidi w:val="0"/>
+              <w:jc w:val="start"/>
+              <w:rPr/>
+            </w:pPr>
+            <w:r>
+              <w:rPr/>
+              <w:t>displayAllPostComments</w:t>
+            </w:r>
+          </w:p>
+        </w:tc>
+        <w:tc>
+          <w:tcPr>
+            <w:tcW w:w="1940" w:type="dxa"/>
             <w:tcBorders>
               <w:start w:val="single" w:sz="4" w:space="0" w:color="000000"/>
               <w:bottom w:val="single" w:sz="4" w:space="0" w:color="000000"/>
@@ -400,43 +400,43 @@
         </w:tc>
         <w:tc>
           <w:tcPr>
-            <w:tcW w:w="1926" w:type="dxa"/>
-            <w:tcBorders>
-              <w:start w:val="single" w:sz="4" w:space="0" w:color="000000"/>
-              <w:bottom w:val="single" w:sz="4" w:space="0" w:color="000000"/>
-            </w:tcBorders>
-          </w:tcPr>
-          <w:p>
-            <w:pPr>
-              <w:pStyle w:val="TableContents"/>
-              <w:bidi w:val="0"/>
-              <w:jc w:val="start"/>
-              <w:rPr/>
-            </w:pPr>
-            <w:r>
-              <w:rPr/>
-              <w:t>user_id, post_id</w:t>
-            </w:r>
-          </w:p>
-        </w:tc>
-        <w:tc>
-          <w:tcPr>
-            <w:tcW w:w="1929" w:type="dxa"/>
-            <w:tcBorders>
-              <w:start w:val="single" w:sz="4" w:space="0" w:color="000000"/>
-              <w:bottom w:val="single" w:sz="4" w:space="0" w:color="000000"/>
-            </w:tcBorders>
-          </w:tcPr>
-          <w:p>
-            <w:pPr>
-              <w:pStyle w:val="TableContents"/>
-              <w:bidi w:val="0"/>
-              <w:jc w:val="start"/>
-              <w:rPr/>
-            </w:pPr>
-            <w:r>
-              <w:rPr/>
-              <w:t>None</w:t>
+            <w:tcW w:w="1921" w:type="dxa"/>
+            <w:tcBorders>
+              <w:start w:val="single" w:sz="4" w:space="0" w:color="000000"/>
+              <w:bottom w:val="single" w:sz="4" w:space="0" w:color="000000"/>
+            </w:tcBorders>
+          </w:tcPr>
+          <w:p>
+            <w:pPr>
+              <w:pStyle w:val="TableContents"/>
+              <w:bidi w:val="0"/>
+              <w:jc w:val="start"/>
+              <w:rPr/>
+            </w:pPr>
+            <w:r>
+              <w:rPr/>
+              <w:t>post_id</w:t>
+            </w:r>
+          </w:p>
+        </w:tc>
+        <w:tc>
+          <w:tcPr>
+            <w:tcW w:w="1934" w:type="dxa"/>
+            <w:tcBorders>
+              <w:start w:val="single" w:sz="4" w:space="0" w:color="000000"/>
+              <w:bottom w:val="single" w:sz="4" w:space="0" w:color="000000"/>
+            </w:tcBorders>
+          </w:tcPr>
+          <w:p>
+            <w:pPr>
+              <w:pStyle w:val="TableContents"/>
+              <w:bidi w:val="0"/>
+              <w:jc w:val="start"/>
+              <w:rPr/>
+            </w:pPr>
+            <w:r>
+              <w:rPr/>
+              <w:t>post_id</w:t>
             </w:r>
           </w:p>
         </w:tc>
@@ -467,7 +467,7 @@
         <w:trPr/>
         <w:tc>
           <w:tcPr>
-            <w:tcW w:w="1926" w:type="dxa"/>
+            <w:tcW w:w="1915" w:type="dxa"/>
             <w:tcBorders>
               <w:start w:val="single" w:sz="4" w:space="0" w:color="000000"/>
               <w:bottom w:val="single" w:sz="4" w:space="0" w:color="000000"/>
@@ -488,7 +488,7 @@
         </w:tc>
         <w:tc>
           <w:tcPr>
-            <w:tcW w:w="1929" w:type="dxa"/>
+            <w:tcW w:w="1940" w:type="dxa"/>
             <w:tcBorders>
               <w:start w:val="single" w:sz="4" w:space="0" w:color="000000"/>
               <w:bottom w:val="single" w:sz="4" w:space="0" w:color="000000"/>
@@ -509,43 +509,53 @@
         </w:tc>
         <w:tc>
           <w:tcPr>
-            <w:tcW w:w="1926" w:type="dxa"/>
-            <w:tcBorders>
-              <w:start w:val="single" w:sz="4" w:space="0" w:color="000000"/>
-              <w:bottom w:val="single" w:sz="4" w:space="0" w:color="000000"/>
-            </w:tcBorders>
-          </w:tcPr>
-          <w:p>
-            <w:pPr>
-              <w:pStyle w:val="TableContents"/>
-              <w:bidi w:val="0"/>
-              <w:jc w:val="start"/>
-              <w:rPr/>
-            </w:pPr>
-            <w:r>
-              <w:rPr/>
-              <w:t>reply_id</w:t>
-            </w:r>
-          </w:p>
-        </w:tc>
-        <w:tc>
-          <w:tcPr>
-            <w:tcW w:w="1929" w:type="dxa"/>
-            <w:tcBorders>
-              <w:start w:val="single" w:sz="4" w:space="0" w:color="000000"/>
-              <w:bottom w:val="single" w:sz="4" w:space="0" w:color="000000"/>
-            </w:tcBorders>
-          </w:tcPr>
-          <w:p>
-            <w:pPr>
-              <w:pStyle w:val="TableContents"/>
-              <w:bidi w:val="0"/>
-              <w:jc w:val="start"/>
-              <w:rPr/>
-            </w:pPr>
-            <w:r>
-              <w:rPr/>
-              <w:t>comment_content, comment_is_reply</w:t>
+            <w:tcW w:w="1921" w:type="dxa"/>
+            <w:tcBorders>
+              <w:start w:val="single" w:sz="4" w:space="0" w:color="000000"/>
+              <w:bottom w:val="single" w:sz="4" w:space="0" w:color="000000"/>
+            </w:tcBorders>
+          </w:tcPr>
+          <w:p>
+            <w:pPr>
+              <w:pStyle w:val="TableContents"/>
+              <w:bidi w:val="0"/>
+              <w:jc w:val="start"/>
+              <w:rPr/>
+            </w:pPr>
+            <w:r>
+              <w:rPr/>
+              <w:t>parent_id user_id, post_id</w:t>
+            </w:r>
+          </w:p>
+        </w:tc>
+        <w:tc>
+          <w:tcPr>
+            <w:tcW w:w="1934" w:type="dxa"/>
+            <w:tcBorders>
+              <w:start w:val="single" w:sz="4" w:space="0" w:color="000000"/>
+              <w:bottom w:val="single" w:sz="4" w:space="0" w:color="000000"/>
+            </w:tcBorders>
+          </w:tcPr>
+          <w:p>
+            <w:pPr>
+              <w:pStyle w:val="TableContents"/>
+              <w:bidi w:val="0"/>
+              <w:jc w:val="start"/>
+              <w:rPr/>
+            </w:pPr>
+            <w:r>
+              <w:rPr/>
+              <w:t xml:space="preserve">comment_content, </w:t>
+            </w:r>
+            <w:bookmarkStart w:id="0" w:name="__DdeLink__114_753907064"/>
+            <w:r>
+              <w:rPr/>
+              <w:t>user_id, post_id</w:t>
+            </w:r>
+            <w:bookmarkEnd w:id="0"/>
+            <w:r>
+              <w:rPr/>
+              <w:t>, parent_id, comment_id</w:t>
             </w:r>
           </w:p>
         </w:tc>
@@ -576,84 +586,94 @@
         <w:trPr/>
         <w:tc>
           <w:tcPr>
-            <w:tcW w:w="1926" w:type="dxa"/>
-            <w:tcBorders>
-              <w:start w:val="single" w:sz="4" w:space="0" w:color="000000"/>
-              <w:bottom w:val="single" w:sz="4" w:space="0" w:color="000000"/>
-            </w:tcBorders>
-          </w:tcPr>
-          <w:p>
-            <w:pPr>
-              <w:pStyle w:val="TableContents"/>
-              <w:bidi w:val="0"/>
-              <w:jc w:val="start"/>
-              <w:rPr/>
-            </w:pPr>
-            <w:r>
-              <w:rPr/>
-              <w:t>softDeleteCommentOrReply</w:t>
-            </w:r>
-          </w:p>
-        </w:tc>
-        <w:tc>
-          <w:tcPr>
-            <w:tcW w:w="1929" w:type="dxa"/>
-            <w:tcBorders>
-              <w:start w:val="single" w:sz="4" w:space="0" w:color="000000"/>
-              <w:bottom w:val="single" w:sz="4" w:space="0" w:color="000000"/>
-            </w:tcBorders>
-          </w:tcPr>
-          <w:p>
-            <w:pPr>
-              <w:pStyle w:val="TableContents"/>
-              <w:bidi w:val="0"/>
-              <w:jc w:val="start"/>
-              <w:rPr/>
-            </w:pPr>
-            <w:r>
-              <w:rPr/>
-              <w:t>Delete a comment or reply by substituting it with : “This comment has been deleted”.</w:t>
-            </w:r>
-          </w:p>
-        </w:tc>
-        <w:tc>
-          <w:tcPr>
-            <w:tcW w:w="1926" w:type="dxa"/>
-            <w:tcBorders>
-              <w:start w:val="single" w:sz="4" w:space="0" w:color="000000"/>
-              <w:bottom w:val="single" w:sz="4" w:space="0" w:color="000000"/>
-            </w:tcBorders>
-          </w:tcPr>
-          <w:p>
-            <w:pPr>
-              <w:pStyle w:val="TableContents"/>
-              <w:bidi w:val="0"/>
-              <w:jc w:val="start"/>
-              <w:rPr/>
-            </w:pPr>
-            <w:r>
-              <w:rPr/>
-            </w:r>
-          </w:p>
-        </w:tc>
-        <w:tc>
-          <w:tcPr>
-            <w:tcW w:w="1929" w:type="dxa"/>
-            <w:tcBorders>
-              <w:start w:val="single" w:sz="4" w:space="0" w:color="000000"/>
-              <w:bottom w:val="single" w:sz="4" w:space="0" w:color="000000"/>
-            </w:tcBorders>
-          </w:tcPr>
-          <w:p>
-            <w:pPr>
-              <w:pStyle w:val="TableContents"/>
-              <w:bidi w:val="0"/>
-              <w:jc w:val="start"/>
-              <w:rPr/>
-            </w:pPr>
-            <w:r>
-              <w:rPr/>
-            </w:r>
+            <w:tcW w:w="1915" w:type="dxa"/>
+            <w:tcBorders>
+              <w:start w:val="single" w:sz="4" w:space="0" w:color="000000"/>
+              <w:bottom w:val="single" w:sz="4" w:space="0" w:color="000000"/>
+            </w:tcBorders>
+          </w:tcPr>
+          <w:p>
+            <w:pPr>
+              <w:pStyle w:val="TableContents"/>
+              <w:bidi w:val="0"/>
+              <w:jc w:val="start"/>
+              <w:rPr/>
+            </w:pPr>
+            <w:r>
+              <w:rPr/>
+              <w:t>softDeleteComment</w:t>
+            </w:r>
+          </w:p>
+        </w:tc>
+        <w:tc>
+          <w:tcPr>
+            <w:tcW w:w="1940" w:type="dxa"/>
+            <w:tcBorders>
+              <w:start w:val="single" w:sz="4" w:space="0" w:color="000000"/>
+              <w:bottom w:val="single" w:sz="4" w:space="0" w:color="000000"/>
+            </w:tcBorders>
+          </w:tcPr>
+          <w:p>
+            <w:pPr>
+              <w:pStyle w:val="TableContents"/>
+              <w:bidi w:val="0"/>
+              <w:jc w:val="start"/>
+              <w:rPr/>
+            </w:pPr>
+            <w:r>
+              <w:rPr/>
+              <w:t>Soft-delete a COMMENT by setting comment_is_deleted to “true”.</w:t>
+            </w:r>
+          </w:p>
+        </w:tc>
+        <w:tc>
+          <w:tcPr>
+            <w:tcW w:w="1921" w:type="dxa"/>
+            <w:tcBorders>
+              <w:start w:val="single" w:sz="4" w:space="0" w:color="000000"/>
+              <w:bottom w:val="single" w:sz="4" w:space="0" w:color="000000"/>
+            </w:tcBorders>
+          </w:tcPr>
+          <w:p>
+            <w:pPr>
+              <w:pStyle w:val="TableContents"/>
+              <w:bidi w:val="0"/>
+              <w:jc w:val="start"/>
+              <w:rPr/>
+            </w:pPr>
+            <w:bookmarkStart w:id="1" w:name="__DdeLink__116_753907064"/>
+            <w:r>
+              <w:rPr/>
+              <w:t>N</w:t>
+            </w:r>
+            <w:bookmarkEnd w:id="1"/>
+            <w:r>
+              <w:rPr/>
+              <w:t>one</w:t>
+            </w:r>
+          </w:p>
+        </w:tc>
+        <w:tc>
+          <w:tcPr>
+            <w:tcW w:w="1934" w:type="dxa"/>
+            <w:tcBorders>
+              <w:start w:val="single" w:sz="4" w:space="0" w:color="000000"/>
+              <w:bottom w:val="single" w:sz="4" w:space="0" w:color="000000"/>
+            </w:tcBorders>
+          </w:tcPr>
+          <w:p>
+            <w:pPr>
+              <w:pStyle w:val="TableContents"/>
+              <w:bidi w:val="0"/>
+              <w:jc w:val="start"/>
+              <w:rPr/>
+            </w:pPr>
+            <w:r>
+              <w:rPr/>
+              <w:t>comment_is_deleted</w:t>
+            </w:r>
+            <w:bookmarkStart w:id="2" w:name="__DdeLink__118_753907064"/>
+            <w:bookmarkEnd w:id="2"/>
           </w:p>
         </w:tc>
         <w:tc>
@@ -674,6 +694,342 @@
             </w:pPr>
             <w:r>
               <w:rPr/>
+              <w:t>COMMENT record with updated comment_is_deleted.</w:t>
+            </w:r>
+          </w:p>
+        </w:tc>
+      </w:tr>
+      <w:tr>
+        <w:trPr/>
+        <w:tc>
+          <w:tcPr>
+            <w:tcW w:w="1915" w:type="dxa"/>
+            <w:tcBorders>
+              <w:start w:val="single" w:sz="4" w:space="0" w:color="000000"/>
+              <w:bottom w:val="single" w:sz="4" w:space="0" w:color="000000"/>
+            </w:tcBorders>
+          </w:tcPr>
+          <w:p>
+            <w:pPr>
+              <w:pStyle w:val="TableContents"/>
+              <w:bidi w:val="0"/>
+              <w:jc w:val="start"/>
+              <w:rPr/>
+            </w:pPr>
+            <w:r>
+              <w:rPr/>
+              <w:t>softDeleteReply</w:t>
+            </w:r>
+          </w:p>
+        </w:tc>
+        <w:tc>
+          <w:tcPr>
+            <w:tcW w:w="1940" w:type="dxa"/>
+            <w:tcBorders>
+              <w:start w:val="single" w:sz="4" w:space="0" w:color="000000"/>
+              <w:bottom w:val="single" w:sz="4" w:space="0" w:color="000000"/>
+            </w:tcBorders>
+          </w:tcPr>
+          <w:p>
+            <w:pPr>
+              <w:pStyle w:val="TableContents"/>
+              <w:bidi w:val="0"/>
+              <w:jc w:val="start"/>
+              <w:rPr/>
+            </w:pPr>
+            <w:r>
+              <w:rPr/>
+              <w:t>Soft-delete a REPLY by setting comment_is_deleted to “true”.</w:t>
+            </w:r>
+          </w:p>
+        </w:tc>
+        <w:tc>
+          <w:tcPr>
+            <w:tcW w:w="1921" w:type="dxa"/>
+            <w:tcBorders>
+              <w:start w:val="single" w:sz="4" w:space="0" w:color="000000"/>
+              <w:bottom w:val="single" w:sz="4" w:space="0" w:color="000000"/>
+            </w:tcBorders>
+          </w:tcPr>
+          <w:p>
+            <w:pPr>
+              <w:pStyle w:val="TableContents"/>
+              <w:bidi w:val="0"/>
+              <w:jc w:val="start"/>
+              <w:rPr/>
+            </w:pPr>
+            <w:bookmarkStart w:id="3" w:name="__DdeLink__116_753907064_Copy_1"/>
+            <w:r>
+              <w:rPr/>
+              <w:t>N</w:t>
+            </w:r>
+            <w:bookmarkEnd w:id="3"/>
+            <w:r>
+              <w:rPr/>
+              <w:t>one</w:t>
+            </w:r>
+          </w:p>
+        </w:tc>
+        <w:tc>
+          <w:tcPr>
+            <w:tcW w:w="1934" w:type="dxa"/>
+            <w:tcBorders>
+              <w:start w:val="single" w:sz="4" w:space="0" w:color="000000"/>
+              <w:bottom w:val="single" w:sz="4" w:space="0" w:color="000000"/>
+            </w:tcBorders>
+          </w:tcPr>
+          <w:p>
+            <w:pPr>
+              <w:pStyle w:val="TableContents"/>
+              <w:bidi w:val="0"/>
+              <w:jc w:val="start"/>
+              <w:rPr/>
+            </w:pPr>
+            <w:r>
+              <w:rPr/>
+              <w:t>comment_id, comment_is_deleted</w:t>
+            </w:r>
+            <w:bookmarkStart w:id="4" w:name="__DdeLink__118_753907064_Copy_1"/>
+            <w:bookmarkEnd w:id="4"/>
+          </w:p>
+        </w:tc>
+        <w:tc>
+          <w:tcPr>
+            <w:tcW w:w="1928" w:type="dxa"/>
+            <w:tcBorders>
+              <w:start w:val="single" w:sz="4" w:space="0" w:color="000000"/>
+              <w:bottom w:val="single" w:sz="4" w:space="0" w:color="000000"/>
+              <w:end w:val="single" w:sz="4" w:space="0" w:color="000000"/>
+            </w:tcBorders>
+          </w:tcPr>
+          <w:p>
+            <w:pPr>
+              <w:pStyle w:val="TableContents"/>
+              <w:bidi w:val="0"/>
+              <w:jc w:val="start"/>
+              <w:rPr/>
+            </w:pPr>
+            <w:r>
+              <w:rPr/>
+              <w:t>REPLY record with updated comment_is_deleted.</w:t>
+            </w:r>
+          </w:p>
+        </w:tc>
+      </w:tr>
+      <w:tr>
+        <w:trPr/>
+        <w:tc>
+          <w:tcPr>
+            <w:tcW w:w="1915" w:type="dxa"/>
+            <w:tcBorders>
+              <w:start w:val="single" w:sz="4" w:space="0" w:color="000000"/>
+              <w:bottom w:val="single" w:sz="4" w:space="0" w:color="000000"/>
+            </w:tcBorders>
+          </w:tcPr>
+          <w:p>
+            <w:pPr>
+              <w:pStyle w:val="TableContents"/>
+              <w:bidi w:val="0"/>
+              <w:jc w:val="start"/>
+              <w:rPr/>
+            </w:pPr>
+            <w:r>
+              <w:rPr/>
+              <w:t>hardDeleteComment</w:t>
+            </w:r>
+          </w:p>
+        </w:tc>
+        <w:tc>
+          <w:tcPr>
+            <w:tcW w:w="1940" w:type="dxa"/>
+            <w:tcBorders>
+              <w:start w:val="single" w:sz="4" w:space="0" w:color="000000"/>
+              <w:bottom w:val="single" w:sz="4" w:space="0" w:color="000000"/>
+            </w:tcBorders>
+          </w:tcPr>
+          <w:p>
+            <w:pPr>
+              <w:pStyle w:val="TableContents"/>
+              <w:bidi w:val="0"/>
+              <w:jc w:val="start"/>
+              <w:rPr/>
+            </w:pPr>
+            <w:r>
+              <w:rPr/>
+              <w:t>Delete a COMMENT</w:t>
+            </w:r>
+          </w:p>
+        </w:tc>
+        <w:tc>
+          <w:tcPr>
+            <w:tcW w:w="1921" w:type="dxa"/>
+            <w:tcBorders>
+              <w:start w:val="single" w:sz="4" w:space="0" w:color="000000"/>
+              <w:bottom w:val="single" w:sz="4" w:space="0" w:color="000000"/>
+            </w:tcBorders>
+          </w:tcPr>
+          <w:p>
+            <w:pPr>
+              <w:pStyle w:val="TableContents"/>
+              <w:bidi w:val="0"/>
+              <w:jc w:val="start"/>
+              <w:rPr/>
+            </w:pPr>
+            <w:r>
+              <w:rPr/>
+              <w:t>None</w:t>
+            </w:r>
+          </w:p>
+        </w:tc>
+        <w:tc>
+          <w:tcPr>
+            <w:tcW w:w="1934" w:type="dxa"/>
+            <w:tcBorders>
+              <w:start w:val="single" w:sz="4" w:space="0" w:color="000000"/>
+              <w:bottom w:val="single" w:sz="4" w:space="0" w:color="000000"/>
+            </w:tcBorders>
+          </w:tcPr>
+          <w:p>
+            <w:pPr>
+              <w:pStyle w:val="TableContents"/>
+              <w:bidi w:val="0"/>
+              <w:jc w:val="start"/>
+              <w:rPr/>
+            </w:pPr>
+            <w:r>
+              <w:rPr/>
+              <w:t>comment_id</w:t>
+            </w:r>
+          </w:p>
+        </w:tc>
+        <w:tc>
+          <w:tcPr>
+            <w:tcW w:w="1928" w:type="dxa"/>
+            <w:tcBorders>
+              <w:start w:val="single" w:sz="4" w:space="0" w:color="000000"/>
+              <w:bottom w:val="single" w:sz="4" w:space="0" w:color="000000"/>
+              <w:end w:val="single" w:sz="4" w:space="0" w:color="000000"/>
+            </w:tcBorders>
+          </w:tcPr>
+          <w:p>
+            <w:pPr>
+              <w:pStyle w:val="TableContents"/>
+              <w:bidi w:val="0"/>
+              <w:jc w:val="start"/>
+              <w:rPr/>
+            </w:pPr>
+            <w:r>
+              <w:rPr/>
+              <w:t>COMMENT record is deleted.</w:t>
+            </w:r>
+          </w:p>
+        </w:tc>
+      </w:tr>
+      <w:tr>
+        <w:trPr/>
+        <w:tc>
+          <w:tcPr>
+            <w:tcW w:w="1915" w:type="dxa"/>
+            <w:tcBorders>
+              <w:start w:val="single" w:sz="4" w:space="0" w:color="000000"/>
+              <w:bottom w:val="single" w:sz="4" w:space="0" w:color="000000"/>
+            </w:tcBorders>
+          </w:tcPr>
+          <w:p>
+            <w:pPr>
+              <w:pStyle w:val="TableContents"/>
+              <w:bidi w:val="0"/>
+              <w:jc w:val="start"/>
+              <w:rPr/>
+            </w:pPr>
+            <w:r>
+              <w:rPr/>
+              <w:t>hardDeleteReply</w:t>
+            </w:r>
+          </w:p>
+        </w:tc>
+        <w:tc>
+          <w:tcPr>
+            <w:tcW w:w="1940" w:type="dxa"/>
+            <w:tcBorders>
+              <w:start w:val="single" w:sz="4" w:space="0" w:color="000000"/>
+              <w:bottom w:val="single" w:sz="4" w:space="0" w:color="000000"/>
+            </w:tcBorders>
+          </w:tcPr>
+          <w:p>
+            <w:pPr>
+              <w:pStyle w:val="TableContents"/>
+              <w:bidi w:val="0"/>
+              <w:jc w:val="start"/>
+              <w:rPr/>
+            </w:pPr>
+            <w:r>
+              <w:rPr/>
+              <w:t>Delete a REPLY</w:t>
+            </w:r>
+          </w:p>
+        </w:tc>
+        <w:tc>
+          <w:tcPr>
+            <w:tcW w:w="1921" w:type="dxa"/>
+            <w:tcBorders>
+              <w:start w:val="single" w:sz="4" w:space="0" w:color="000000"/>
+              <w:bottom w:val="single" w:sz="4" w:space="0" w:color="000000"/>
+            </w:tcBorders>
+          </w:tcPr>
+          <w:p>
+            <w:pPr>
+              <w:pStyle w:val="TableContents"/>
+              <w:bidi w:val="0"/>
+              <w:jc w:val="start"/>
+              <w:rPr/>
+            </w:pPr>
+            <w:r>
+              <w:rPr/>
+              <w:t>None</w:t>
+            </w:r>
+          </w:p>
+        </w:tc>
+        <w:tc>
+          <w:tcPr>
+            <w:tcW w:w="1934" w:type="dxa"/>
+            <w:tcBorders>
+              <w:start w:val="single" w:sz="4" w:space="0" w:color="000000"/>
+              <w:bottom w:val="single" w:sz="4" w:space="0" w:color="000000"/>
+            </w:tcBorders>
+          </w:tcPr>
+          <w:p>
+            <w:pPr>
+              <w:pStyle w:val="TableContents"/>
+              <w:bidi w:val="0"/>
+              <w:jc w:val="start"/>
+              <w:rPr/>
+            </w:pPr>
+            <w:r>
+              <w:rPr/>
+              <w:t>comment_id</w:t>
+            </w:r>
+          </w:p>
+        </w:tc>
+        <w:tc>
+          <w:tcPr>
+            <w:tcW w:w="1928" w:type="dxa"/>
+            <w:tcBorders>
+              <w:start w:val="single" w:sz="4" w:space="0" w:color="000000"/>
+              <w:bottom w:val="single" w:sz="4" w:space="0" w:color="000000"/>
+              <w:end w:val="single" w:sz="4" w:space="0" w:color="000000"/>
+            </w:tcBorders>
+          </w:tcPr>
+          <w:p>
+            <w:pPr>
+              <w:pStyle w:val="TableContents"/>
+              <w:bidi w:val="0"/>
+              <w:jc w:val="start"/>
+              <w:rPr/>
+            </w:pPr>
+            <w:r>
+              <w:rPr/>
+              <w:t>REPLY record is deleted.</w:t>
             </w:r>
           </w:p>
         </w:tc>
@@ -688,6 +1044,1219 @@
       </w:pPr>
       <w:r>
         <w:rPr/>
+      </w:r>
+    </w:p>
+    <w:p>
+      <w:pPr>
+        <w:pStyle w:val="Normal"/>
+        <w:bidi w:val="0"/>
+        <w:jc w:val="center"/>
+        <w:rPr>
+          <w:b/>
+          <w:bCs/>
+        </w:rPr>
+      </w:pPr>
+      <w:r>
+        <w:rPr>
+          <w:b/>
+          <w:bCs/>
+        </w:rPr>
+        <w:t>API DESCRIPTIONS</w:t>
+      </w:r>
+    </w:p>
+    <w:p>
+      <w:pPr>
+        <w:pStyle w:val="Normal"/>
+        <w:bidi w:val="0"/>
+        <w:jc w:val="both"/>
+        <w:rPr/>
+      </w:pPr>
+      <w:r>
+        <w:rPr>
+          <w:b w:val="false"/>
+          <w:bCs w:val="false"/>
+        </w:rPr>
+        <w:t>createComment</w:t>
+      </w:r>
+      <w:r>
+        <w:rPr/>
+        <w:t xml:space="preserve"> -&gt; Takes the comment details from the DTO from the front-end to create a COMMENT record.</w:t>
+      </w:r>
+    </w:p>
+    <w:p>
+      <w:pPr>
+        <w:pStyle w:val="Normal"/>
+        <w:bidi w:val="0"/>
+        <w:jc w:val="both"/>
+        <w:rPr/>
+      </w:pPr>
+      <w:r>
+        <w:rPr/>
+      </w:r>
+    </w:p>
+    <w:p>
+      <w:pPr>
+        <w:pStyle w:val="Normal"/>
+        <w:bidi w:val="0"/>
+        <w:jc w:val="both"/>
+        <w:rPr/>
+      </w:pPr>
+      <w:r>
+        <w:rPr/>
+        <w:t>createReply -&gt; Takes the comment_id, parent_id, user_id, post_id to create a COMMENT that is a reply to a parent COMMENT.</w:t>
+      </w:r>
+    </w:p>
+    <w:p>
+      <w:pPr>
+        <w:pStyle w:val="Normal"/>
+        <w:bidi w:val="0"/>
+        <w:jc w:val="both"/>
+        <w:rPr/>
+      </w:pPr>
+      <w:r>
+        <w:rPr/>
+      </w:r>
+    </w:p>
+    <w:p>
+      <w:pPr>
+        <w:pStyle w:val="Normal"/>
+        <w:bidi w:val="0"/>
+        <w:jc w:val="both"/>
+        <w:rPr/>
+      </w:pPr>
+      <w:r>
+        <w:rPr>
+          <w:b w:val="false"/>
+          <w:bCs w:val="false"/>
+        </w:rPr>
+        <w:t>updateCommentContent</w:t>
+      </w:r>
+      <w:r>
+        <w:rPr/>
+        <w:t xml:space="preserve"> -&gt; Takes the comment_content from the DTO, the comment_id from the URL Param from the front-end to update the comment_content of the respective COMMENT record.</w:t>
+      </w:r>
+    </w:p>
+    <w:p>
+      <w:pPr>
+        <w:pStyle w:val="Normal"/>
+        <w:bidi w:val="0"/>
+        <w:jc w:val="both"/>
+        <w:rPr/>
+      </w:pPr>
+      <w:r>
+        <w:rPr/>
+      </w:r>
+    </w:p>
+    <w:p>
+      <w:pPr>
+        <w:pStyle w:val="Normal"/>
+        <w:bidi w:val="0"/>
+        <w:jc w:val="both"/>
+        <w:rPr/>
+      </w:pPr>
+      <w:r>
+        <w:rPr>
+          <w:b w:val="false"/>
+          <w:bCs w:val="false"/>
+        </w:rPr>
+        <w:t>softDeleteComment</w:t>
+      </w:r>
+      <w:r>
+        <w:rPr/>
+        <w:t xml:space="preserve"> -&gt; Takes the comment_is_deleted value from the DTO, the comment_id from the URL Param from the front-end to </w:t>
+      </w:r>
+      <w:bookmarkStart w:id="5" w:name="__DdeLink__159_3379706905"/>
+      <w:r>
+        <w:rPr/>
+        <w:t>change the comment_is_deleted to “true” for the respective COMMENT record</w:t>
+      </w:r>
+      <w:bookmarkEnd w:id="5"/>
+      <w:r>
+        <w:rPr/>
+        <w:t xml:space="preserve">. </w:t>
+      </w:r>
+    </w:p>
+    <w:p>
+      <w:pPr>
+        <w:pStyle w:val="Normal"/>
+        <w:bidi w:val="0"/>
+        <w:jc w:val="both"/>
+        <w:rPr/>
+      </w:pPr>
+      <w:r>
+        <w:rPr/>
+      </w:r>
+    </w:p>
+    <w:p>
+      <w:pPr>
+        <w:pStyle w:val="Normal"/>
+        <w:bidi w:val="0"/>
+        <w:jc w:val="both"/>
+        <w:rPr/>
+      </w:pPr>
+      <w:r>
+        <w:rPr>
+          <w:b w:val="false"/>
+          <w:bCs w:val="false"/>
+        </w:rPr>
+        <w:t>softDeleteReply</w:t>
+      </w:r>
+      <w:r>
+        <w:rPr/>
+        <w:t xml:space="preserve"> -&gt; Takes the comment_is_deleted value from the DTO, the comment_id from the URL Param from the front-end to change the comment_is_deleted to “true” for the respective COMMENT record. </w:t>
+      </w:r>
+      <w:bookmarkStart w:id="6" w:name="__DdeLink__163_3379706905"/>
+      <w:bookmarkEnd w:id="6"/>
+    </w:p>
+    <w:p>
+      <w:pPr>
+        <w:pStyle w:val="Normal"/>
+        <w:bidi w:val="0"/>
+        <w:jc w:val="both"/>
+        <w:rPr/>
+      </w:pPr>
+      <w:r>
+        <w:rPr/>
+      </w:r>
+    </w:p>
+    <w:p>
+      <w:pPr>
+        <w:pStyle w:val="Normal"/>
+        <w:bidi w:val="0"/>
+        <w:jc w:val="both"/>
+        <w:rPr/>
+      </w:pPr>
+      <w:r>
+        <w:rPr>
+          <w:b w:val="false"/>
+          <w:bCs w:val="false"/>
+        </w:rPr>
+        <w:t>hardDeleteComment</w:t>
+      </w:r>
+      <w:r>
+        <w:rPr/>
+        <w:t xml:space="preserve"> -&gt; </w:t>
+      </w:r>
+      <w:bookmarkStart w:id="7" w:name="__DdeLink__161_3379706905"/>
+      <w:r>
+        <w:rPr/>
+        <w:t>Takes the comment_id from the URL Param from the front-end, deletes the repsective COMMENT record and returns the deleted COMMENT record.</w:t>
+      </w:r>
+      <w:bookmarkEnd w:id="7"/>
+    </w:p>
+    <w:p>
+      <w:pPr>
+        <w:pStyle w:val="Normal"/>
+        <w:bidi w:val="0"/>
+        <w:jc w:val="both"/>
+        <w:rPr/>
+      </w:pPr>
+      <w:r>
+        <w:rPr/>
+      </w:r>
+    </w:p>
+    <w:p>
+      <w:pPr>
+        <w:pStyle w:val="Normal"/>
+        <w:bidi w:val="0"/>
+        <w:jc w:val="both"/>
+        <w:rPr/>
+      </w:pPr>
+      <w:r>
+        <w:rPr/>
+        <w:t>hardDeleteReply -&gt; Takes the comment_id from the URL param from the front-end and deletes the respective COMMENT record and returns the deleted COMMENT record.</w:t>
+      </w:r>
+    </w:p>
+    <w:p>
+      <w:pPr>
+        <w:pStyle w:val="Normal"/>
+        <w:bidi w:val="0"/>
+        <w:jc w:val="both"/>
+        <w:rPr/>
+      </w:pPr>
+      <w:r>
+        <w:rPr/>
+      </w:r>
+    </w:p>
+    <w:p>
+      <w:pPr>
+        <w:pStyle w:val="Normal"/>
+        <w:bidi w:val="0"/>
+        <w:jc w:val="both"/>
+        <w:rPr/>
+      </w:pPr>
+      <w:r>
+        <w:rPr/>
+        <w:t xml:space="preserve">displayAllPostComments -&gt;  Takes the post_id from the URL Param from the front-end and returns </w:t>
+      </w:r>
+      <w:bookmarkStart w:id="8" w:name="__DdeLink__179_4113493872"/>
+      <w:r>
+        <w:rPr/>
+        <w:t xml:space="preserve">the comment_id, comment_content and comment_is_deleted values of all the COMMENT records of that particular post. </w:t>
+      </w:r>
+      <w:bookmarkEnd w:id="8"/>
+    </w:p>
+    <w:p>
+      <w:pPr>
+        <w:pStyle w:val="Normal"/>
+        <w:bidi w:val="0"/>
+        <w:jc w:val="both"/>
+        <w:rPr/>
+      </w:pPr>
+      <w:r>
+        <w:rPr/>
+      </w:r>
+    </w:p>
+    <w:p>
+      <w:pPr>
+        <w:pStyle w:val="Normal"/>
+        <w:bidi w:val="0"/>
+        <w:jc w:val="both"/>
+        <w:rPr/>
+      </w:pPr>
+      <w:r>
+        <w:rPr/>
+        <w:t>searchCommentsByPost -&gt; Takes the post_id from the URL Param, the comment_content from the DTO from the front-end and returns the comment_content and comment_is_deleted values of all the COMMENT records of that particular post that match all or part of the given comment_content.</w:t>
+      </w:r>
+    </w:p>
+    <w:p>
+      <w:pPr>
+        <w:pStyle w:val="Normal"/>
+        <w:bidi w:val="0"/>
+        <w:jc w:val="both"/>
+        <w:rPr/>
+      </w:pPr>
+      <w:r>
+        <w:rPr/>
+      </w:r>
+    </w:p>
+    <w:p>
+      <w:pPr>
+        <w:pStyle w:val="Normal"/>
+        <w:bidi w:val="0"/>
+        <w:jc w:val="start"/>
+        <w:rPr/>
+      </w:pPr>
+      <w:r>
+        <w:rPr/>
+        <w:t>NOTE: In c</w:t>
+      </w:r>
+      <w:bookmarkStart w:id="9" w:name="__DdeLink__199_94020287"/>
+      <w:r>
+        <w:rPr/>
+        <w:t>reateComment, updateCommentContent, displayAllPostComments, createReply and softDeleteComment and hardDeleteComment</w:t>
+      </w:r>
+      <w:bookmarkEnd w:id="9"/>
+      <w:r>
+        <w:rPr/>
+        <w:t xml:space="preserve">, the user_id will be used for authorization purposes in the authorization layer. We will get the user_id from the JWT. </w:t>
+      </w:r>
+    </w:p>
+    <w:p>
+      <w:pPr>
+        <w:pStyle w:val="Normal"/>
+        <w:bidi w:val="0"/>
+        <w:jc w:val="start"/>
+        <w:rPr/>
+      </w:pPr>
+      <w:r>
+        <w:rPr/>
+      </w:r>
+    </w:p>
+    <w:p>
+      <w:pPr>
+        <w:pStyle w:val="Normal"/>
+        <w:bidi w:val="0"/>
+        <w:jc w:val="start"/>
+        <w:rPr/>
+      </w:pPr>
+      <w:r>
+        <w:rPr/>
+        <w:t>NOTE: In createComment, updateCommentContent, displayAllPostComments, createReply and softDeleteComment and hardDeleteComment, the comment_id is supplied by the display function that returns all comments from the database.</w:t>
+      </w:r>
+    </w:p>
+    <w:p>
+      <w:pPr>
+        <w:pStyle w:val="Normal"/>
+        <w:bidi w:val="0"/>
+        <w:jc w:val="start"/>
+        <w:rPr/>
+      </w:pPr>
+      <w:r>
+        <w:rPr/>
+      </w:r>
+    </w:p>
+    <w:p>
+      <w:pPr>
+        <w:pStyle w:val="Normal"/>
+        <w:bidi w:val="0"/>
+        <w:jc w:val="start"/>
+        <w:rPr/>
+      </w:pPr>
+      <w:r>
+        <w:rPr/>
+        <w:t>NOTE: In updateCommentContent, createReply, softDeleteComment, we will use the comment_id to locate the comment since the comment_id is the Primary Key.</w:t>
+      </w:r>
+    </w:p>
+    <w:p>
+      <w:pPr>
+        <w:pStyle w:val="Normal"/>
+        <w:bidi w:val="0"/>
+        <w:jc w:val="start"/>
+        <w:rPr/>
+      </w:pPr>
+      <w:r>
+        <w:rPr/>
+      </w:r>
+    </w:p>
+    <w:p>
+      <w:pPr>
+        <w:pStyle w:val="Normal"/>
+        <w:bidi w:val="0"/>
+        <w:jc w:val="center"/>
+        <w:rPr>
+          <w:b/>
+          <w:bCs/>
+        </w:rPr>
+      </w:pPr>
+      <w:r>
+        <w:rPr>
+          <w:b/>
+          <w:bCs/>
+        </w:rPr>
+        <w:t>INTEGRATION TESTS</w:t>
+      </w:r>
+    </w:p>
+    <w:p>
+      <w:pPr>
+        <w:pStyle w:val="Normal"/>
+        <w:bidi w:val="0"/>
+        <w:jc w:val="both"/>
+        <w:rPr/>
+      </w:pPr>
+      <w:bookmarkStart w:id="10" w:name="__DdeLink__190_3029720114"/>
+      <w:bookmarkStart w:id="11" w:name="__DdeLink__187_3029720114"/>
+      <w:r>
+        <w:rPr/>
+        <w:t>Perform tests on mostly on Domain Integrity and Entity integrity with just very few tests on Referential Integrity.</w:t>
+      </w:r>
+      <w:bookmarkEnd w:id="10"/>
+      <w:bookmarkEnd w:id="11"/>
+    </w:p>
+    <w:p>
+      <w:pPr>
+        <w:pStyle w:val="Normal"/>
+        <w:bidi w:val="0"/>
+        <w:jc w:val="both"/>
+        <w:rPr/>
+      </w:pPr>
+      <w:r>
+        <w:rPr/>
+      </w:r>
+    </w:p>
+    <w:p>
+      <w:pPr>
+        <w:pStyle w:val="Normal"/>
+        <w:bidi w:val="0"/>
+        <w:jc w:val="center"/>
+        <w:rPr>
+          <w:b/>
+          <w:bCs/>
+        </w:rPr>
+      </w:pPr>
+      <w:r>
+        <w:rPr>
+          <w:b/>
+          <w:bCs/>
+        </w:rPr>
+        <w:t>Comment Arrangement Algorithm</w:t>
+      </w:r>
+    </w:p>
+    <w:p>
+      <w:pPr>
+        <w:pStyle w:val="Normal"/>
+        <w:bidi w:val="0"/>
+        <w:jc w:val="both"/>
+        <w:rPr>
+          <w:b w:val="false"/>
+          <w:bCs w:val="false"/>
+        </w:rPr>
+      </w:pPr>
+      <w:r>
+        <w:rPr>
+          <w:b w:val="false"/>
+          <w:bCs w:val="false"/>
+        </w:rPr>
+        <w:t>Take a child-less comment. Select its comment_id. This is in the outer loop</w:t>
+      </w:r>
+    </w:p>
+    <w:p>
+      <w:pPr>
+        <w:pStyle w:val="Normal"/>
+        <w:bidi w:val="0"/>
+        <w:jc w:val="both"/>
+        <w:rPr>
+          <w:b w:val="false"/>
+          <w:bCs w:val="false"/>
+        </w:rPr>
+      </w:pPr>
+      <w:r>
+        <w:rPr>
+          <w:b w:val="false"/>
+          <w:bCs w:val="false"/>
+        </w:rPr>
+        <w:t xml:space="preserve">In the inner-loop, select and assign every comment with the same parent_id as that of that child-less comment’s comment_id. </w:t>
+      </w:r>
+    </w:p>
+    <w:p>
+      <w:pPr>
+        <w:pStyle w:val="Normal"/>
+        <w:bidi w:val="0"/>
+        <w:jc w:val="both"/>
+        <w:rPr>
+          <w:b w:val="false"/>
+          <w:bCs w:val="false"/>
+        </w:rPr>
+      </w:pPr>
+      <w:r>
+        <w:rPr>
+          <w:b w:val="false"/>
+          <w:bCs w:val="false"/>
+        </w:rPr>
+      </w:r>
+    </w:p>
+    <w:p>
+      <w:pPr>
+        <w:pStyle w:val="Normal"/>
+        <w:bidi w:val="0"/>
+        <w:jc w:val="both"/>
+        <w:rPr>
+          <w:b w:val="false"/>
+          <w:bCs w:val="false"/>
+        </w:rPr>
+      </w:pPr>
+      <w:r>
+        <w:rPr>
+          <w:b w:val="false"/>
+          <w:bCs w:val="false"/>
+        </w:rPr>
+        <w:t xml:space="preserve">Also check for parent_id = NULL for every comment traversed by the inner loop </w:t>
+      </w:r>
+    </w:p>
+    <w:p>
+      <w:pPr>
+        <w:pStyle w:val="Normal"/>
+        <w:bidi w:val="0"/>
+        <w:jc w:val="both"/>
+        <w:rPr>
+          <w:b w:val="false"/>
+          <w:bCs w:val="false"/>
+        </w:rPr>
+      </w:pPr>
+      <w:r>
+        <w:rPr>
+          <w:b w:val="false"/>
+          <w:bCs w:val="false"/>
+        </w:rPr>
+      </w:r>
+    </w:p>
+    <w:p>
+      <w:pPr>
+        <w:pStyle w:val="Normal"/>
+        <w:bidi w:val="0"/>
+        <w:jc w:val="both"/>
+        <w:rPr>
+          <w:b w:val="false"/>
+          <w:bCs w:val="false"/>
+        </w:rPr>
+      </w:pPr>
+      <w:r>
+        <w:rPr>
+          <w:b w:val="false"/>
+          <w:bCs w:val="false"/>
+        </w:rPr>
+        <w:t>When the inner loop finds another comment with a NULL parent_id, then we bereak out of the inner loop and proceed to the outer loop to begin all over again.</w:t>
+      </w:r>
+    </w:p>
+    <w:p>
+      <w:pPr>
+        <w:pStyle w:val="Normal"/>
+        <w:bidi w:val="0"/>
+        <w:jc w:val="both"/>
+        <w:rPr>
+          <w:b w:val="false"/>
+          <w:bCs w:val="false"/>
+        </w:rPr>
+      </w:pPr>
+      <w:r>
+        <w:rPr>
+          <w:b w:val="false"/>
+          <w:bCs w:val="false"/>
+        </w:rPr>
+      </w:r>
+    </w:p>
+    <w:p>
+      <w:pPr>
+        <w:pStyle w:val="Normal"/>
+        <w:bidi w:val="0"/>
+        <w:jc w:val="both"/>
+        <w:rPr>
+          <w:b w:val="false"/>
+          <w:bCs w:val="false"/>
+        </w:rPr>
+      </w:pPr>
+      <w:r>
+        <w:rPr>
+          <w:b w:val="false"/>
+          <w:bCs w:val="false"/>
+        </w:rPr>
+        <w:t xml:space="preserve">This process continues till we finish traversing all the comments in the list. </w:t>
+      </w:r>
+    </w:p>
+    <w:p>
+      <w:pPr>
+        <w:pStyle w:val="Normal"/>
+        <w:bidi w:val="0"/>
+        <w:jc w:val="center"/>
+        <w:rPr/>
+      </w:pPr>
+      <w:r>
+        <w:rPr/>
+      </w:r>
+    </w:p>
+    <w:p>
+      <w:pPr>
+        <w:pStyle w:val="Normal"/>
+        <w:bidi w:val="0"/>
+        <w:jc w:val="center"/>
+        <w:rPr>
+          <w:b/>
+          <w:bCs/>
+        </w:rPr>
+      </w:pPr>
+      <w:r>
+        <w:rPr>
+          <w:b/>
+          <w:bCs/>
+        </w:rPr>
+      </w:r>
+    </w:p>
+    <w:p>
+      <w:pPr>
+        <w:pStyle w:val="Normal"/>
+        <w:bidi w:val="0"/>
+        <w:jc w:val="center"/>
+        <w:rPr>
+          <w:b/>
+          <w:bCs/>
+        </w:rPr>
+      </w:pPr>
+      <w:r>
+        <w:rPr>
+          <w:b/>
+          <w:bCs/>
+        </w:rPr>
+      </w:r>
+    </w:p>
+    <w:p>
+      <w:pPr>
+        <w:pStyle w:val="Normal"/>
+        <w:bidi w:val="0"/>
+        <w:jc w:val="center"/>
+        <w:rPr>
+          <w:b/>
+          <w:bCs/>
+        </w:rPr>
+      </w:pPr>
+      <w:r>
+        <w:rPr>
+          <w:b/>
+          <w:bCs/>
+        </w:rPr>
+      </w:r>
+    </w:p>
+    <w:p>
+      <w:pPr>
+        <w:pStyle w:val="Normal"/>
+        <w:bidi w:val="0"/>
+        <w:jc w:val="center"/>
+        <w:rPr>
+          <w:b/>
+          <w:bCs/>
+        </w:rPr>
+      </w:pPr>
+      <w:r>
+        <w:rPr>
+          <w:b/>
+          <w:bCs/>
+        </w:rPr>
+      </w:r>
+    </w:p>
+    <w:p>
+      <w:pPr>
+        <w:pStyle w:val="Normal"/>
+        <w:bidi w:val="0"/>
+        <w:jc w:val="center"/>
+        <w:rPr>
+          <w:b/>
+          <w:bCs/>
+        </w:rPr>
+      </w:pPr>
+      <w:r>
+        <w:rPr>
+          <w:b/>
+          <w:bCs/>
+        </w:rPr>
+      </w:r>
+    </w:p>
+    <w:p>
+      <w:pPr>
+        <w:pStyle w:val="Normal"/>
+        <w:bidi w:val="0"/>
+        <w:jc w:val="center"/>
+        <w:rPr>
+          <w:b/>
+          <w:bCs/>
+        </w:rPr>
+      </w:pPr>
+      <w:r>
+        <w:rPr>
+          <w:b/>
+          <w:bCs/>
+        </w:rPr>
+      </w:r>
+    </w:p>
+    <w:p>
+      <w:pPr>
+        <w:pStyle w:val="Normal"/>
+        <w:bidi w:val="0"/>
+        <w:jc w:val="center"/>
+        <w:rPr>
+          <w:b/>
+          <w:bCs/>
+        </w:rPr>
+      </w:pPr>
+      <w:r>
+        <w:rPr>
+          <w:b/>
+          <w:bCs/>
+        </w:rPr>
+      </w:r>
+    </w:p>
+    <w:p>
+      <w:pPr>
+        <w:pStyle w:val="Normal"/>
+        <w:bidi w:val="0"/>
+        <w:jc w:val="center"/>
+        <w:rPr>
+          <w:b/>
+          <w:bCs/>
+        </w:rPr>
+      </w:pPr>
+      <w:r>
+        <w:rPr>
+          <w:b/>
+          <w:bCs/>
+        </w:rPr>
+      </w:r>
+    </w:p>
+    <w:p>
+      <w:pPr>
+        <w:pStyle w:val="Normal"/>
+        <w:bidi w:val="0"/>
+        <w:jc w:val="center"/>
+        <w:rPr>
+          <w:b/>
+          <w:bCs/>
+        </w:rPr>
+      </w:pPr>
+      <w:r>
+        <w:rPr>
+          <w:b/>
+          <w:bCs/>
+        </w:rPr>
+      </w:r>
+    </w:p>
+    <w:p>
+      <w:pPr>
+        <w:pStyle w:val="Normal"/>
+        <w:bidi w:val="0"/>
+        <w:jc w:val="center"/>
+        <w:rPr>
+          <w:b/>
+          <w:bCs/>
+        </w:rPr>
+      </w:pPr>
+      <w:r>
+        <w:rPr>
+          <w:b/>
+          <w:bCs/>
+        </w:rPr>
+      </w:r>
+    </w:p>
+    <w:p>
+      <w:pPr>
+        <w:pStyle w:val="Normal"/>
+        <w:bidi w:val="0"/>
+        <w:jc w:val="center"/>
+        <w:rPr>
+          <w:b/>
+          <w:bCs/>
+        </w:rPr>
+      </w:pPr>
+      <w:r>
+        <w:rPr>
+          <w:b/>
+          <w:bCs/>
+        </w:rPr>
+        <w:t>DATABASE TESTS</w:t>
+      </w:r>
+    </w:p>
+    <w:p>
+      <w:pPr>
+        <w:pStyle w:val="Normal"/>
+        <w:bidi w:val="0"/>
+        <w:jc w:val="both"/>
+        <w:rPr>
+          <w:b w:val="false"/>
+          <w:bCs w:val="false"/>
+        </w:rPr>
+      </w:pPr>
+      <w:r>
+        <w:rPr>
+          <w:b w:val="false"/>
+          <w:bCs w:val="false"/>
+        </w:rPr>
+        <w:t xml:space="preserve">* Attempt to create a COMMENT for an existing USER, but for a POST that does not exist using createComment. This comment will attempt to be created with </w:t>
+      </w:r>
+      <w:bookmarkStart w:id="12" w:name="__DdeLink__200_3513732324"/>
+      <w:r>
+        <w:rPr>
+          <w:b w:val="false"/>
+          <w:bCs w:val="false"/>
+        </w:rPr>
+        <w:t xml:space="preserve">( comment_content, comment_is_deleted, post_id, user_id, parent_id) {“Test Comment with comment_id 17”, false, 34, 7, NULL}. </w:t>
+      </w:r>
+      <w:bookmarkStart w:id="13" w:name="__DdeLink__202_3513732324"/>
+      <w:bookmarkEnd w:id="12"/>
+      <w:r>
+        <w:rPr>
+          <w:b w:val="false"/>
+          <w:bCs w:val="false"/>
+        </w:rPr>
+        <w:t>We should expect this test to fail with an exception. This is a test of referential integrity.</w:t>
+      </w:r>
+      <w:bookmarkEnd w:id="13"/>
+    </w:p>
+    <w:p>
+      <w:pPr>
+        <w:pStyle w:val="Normal"/>
+        <w:bidi w:val="0"/>
+        <w:jc w:val="both"/>
+        <w:rPr>
+          <w:b w:val="false"/>
+          <w:bCs w:val="false"/>
+        </w:rPr>
+      </w:pPr>
+      <w:r>
+        <w:rPr>
+          <w:b w:val="false"/>
+          <w:bCs w:val="false"/>
+        </w:rPr>
+      </w:r>
+    </w:p>
+    <w:p>
+      <w:pPr>
+        <w:pStyle w:val="Normal"/>
+        <w:bidi w:val="0"/>
+        <w:jc w:val="both"/>
+        <w:rPr>
+          <w:b w:val="false"/>
+          <w:bCs w:val="false"/>
+        </w:rPr>
+      </w:pPr>
+      <w:r>
+        <w:rPr>
+          <w:b w:val="false"/>
+          <w:bCs w:val="false"/>
+        </w:rPr>
+        <w:t>* Attempt to create a COMMENT for an existing POST, but for a USER that does not exist using createComment. This comment will be created with ( comment_content, comment_is_deleted, post_id, user_id, parent_id) {“Test Comment with comment_id 18”, false, 7, 25, NULL}. We should expect this test to fail with an exception. This is a test of referential integrity.</w:t>
+      </w:r>
+    </w:p>
+    <w:p>
+      <w:pPr>
+        <w:pStyle w:val="Normal"/>
+        <w:bidi w:val="0"/>
+        <w:jc w:val="both"/>
+        <w:rPr>
+          <w:b w:val="false"/>
+          <w:bCs w:val="false"/>
+        </w:rPr>
+      </w:pPr>
+      <w:r>
+        <w:rPr>
+          <w:b w:val="false"/>
+          <w:bCs w:val="false"/>
+        </w:rPr>
+      </w:r>
+    </w:p>
+    <w:p>
+      <w:pPr>
+        <w:pStyle w:val="Normal"/>
+        <w:bidi w:val="0"/>
+        <w:jc w:val="both"/>
+        <w:rPr>
+          <w:b w:val="false"/>
+          <w:bCs w:val="false"/>
+        </w:rPr>
+      </w:pPr>
+      <w:r>
+        <w:rPr>
+          <w:b w:val="false"/>
+          <w:bCs w:val="false"/>
+        </w:rPr>
+        <w:t xml:space="preserve">* Attempt to update a COMMENT’s comment_content that doesn’t exist using updateCommentContent {“comment_content”: “UPDATED test comment with comment_id 19”}. The non-existent comment will have a comment_id of 19. </w:t>
+      </w:r>
+      <w:bookmarkStart w:id="14" w:name="__DdeLink__204_3513732324"/>
+      <w:r>
+        <w:rPr>
+          <w:b w:val="false"/>
+          <w:bCs w:val="false"/>
+        </w:rPr>
+        <w:t>We should expect this test to fail with an exception. We are testing a sad path for updateCommentContent here.</w:t>
+      </w:r>
+      <w:bookmarkEnd w:id="14"/>
+    </w:p>
+    <w:p>
+      <w:pPr>
+        <w:pStyle w:val="Normal"/>
+        <w:bidi w:val="0"/>
+        <w:jc w:val="both"/>
+        <w:rPr>
+          <w:b w:val="false"/>
+          <w:bCs w:val="false"/>
+        </w:rPr>
+      </w:pPr>
+      <w:r>
+        <w:rPr>
+          <w:b w:val="false"/>
+          <w:bCs w:val="false"/>
+        </w:rPr>
+      </w:r>
+    </w:p>
+    <w:p>
+      <w:pPr>
+        <w:pStyle w:val="Normal"/>
+        <w:bidi w:val="0"/>
+        <w:jc w:val="both"/>
+        <w:rPr>
+          <w:b w:val="false"/>
+          <w:bCs w:val="false"/>
+        </w:rPr>
+      </w:pPr>
+      <w:r>
+        <w:rPr>
+          <w:b w:val="false"/>
+          <w:bCs w:val="false"/>
+        </w:rPr>
+        <w:t xml:space="preserve">* Attempt to soft-delete a </w:t>
+      </w:r>
+      <w:bookmarkStart w:id="15" w:name="__DdeLink__206_3513732324"/>
+      <w:r>
+        <w:rPr>
+          <w:b w:val="false"/>
+          <w:bCs w:val="false"/>
+        </w:rPr>
+        <w:t xml:space="preserve">COMMENT that doesn’t exist using softDeleteComment. We assume that this comment has a comment_id of 19. </w:t>
+      </w:r>
+      <w:bookmarkEnd w:id="15"/>
+      <w:r>
+        <w:rPr>
+          <w:b w:val="false"/>
+          <w:bCs w:val="false"/>
+        </w:rPr>
+        <w:t xml:space="preserve">{“comment_is_deleted”: true}. </w:t>
+      </w:r>
+      <w:bookmarkStart w:id="16" w:name="__DdeLink__208_3513732324"/>
+      <w:r>
+        <w:rPr>
+          <w:b w:val="false"/>
+          <w:bCs w:val="false"/>
+        </w:rPr>
+        <w:t>We should expect this test to fail with an exception. We are testing a sad path for softDeleteComment here.</w:t>
+      </w:r>
+      <w:bookmarkEnd w:id="16"/>
+    </w:p>
+    <w:p>
+      <w:pPr>
+        <w:pStyle w:val="Normal"/>
+        <w:bidi w:val="0"/>
+        <w:jc w:val="both"/>
+        <w:rPr>
+          <w:b w:val="false"/>
+          <w:bCs w:val="false"/>
+        </w:rPr>
+      </w:pPr>
+      <w:r>
+        <w:rPr>
+          <w:b w:val="false"/>
+          <w:bCs w:val="false"/>
+        </w:rPr>
+      </w:r>
+    </w:p>
+    <w:p>
+      <w:pPr>
+        <w:pStyle w:val="Normal"/>
+        <w:bidi w:val="0"/>
+        <w:jc w:val="both"/>
+        <w:rPr>
+          <w:b w:val="false"/>
+          <w:bCs w:val="false"/>
+        </w:rPr>
+      </w:pPr>
+      <w:r>
+        <w:rPr>
+          <w:b w:val="false"/>
+          <w:bCs w:val="false"/>
+        </w:rPr>
+        <w:t>* Attempt to hard delete a COMMENT that doesn’t exist using hardDeleteComment. We assume that this comment has a comment_id of 19.</w:t>
+      </w:r>
+      <w:bookmarkStart w:id="17" w:name="__DdeLink__210_3513732324"/>
+      <w:r>
+        <w:rPr>
+          <w:b w:val="false"/>
+          <w:bCs w:val="false"/>
+        </w:rPr>
+        <w:t xml:space="preserve"> </w:t>
+      </w:r>
+      <w:bookmarkStart w:id="18" w:name="__DdeLink__212_3513732324"/>
+      <w:r>
+        <w:rPr>
+          <w:b w:val="false"/>
+          <w:bCs w:val="false"/>
+        </w:rPr>
+        <w:t xml:space="preserve">We should expect this test to fail with an exception. </w:t>
+      </w:r>
+      <w:bookmarkEnd w:id="18"/>
+      <w:r>
+        <w:rPr>
+          <w:b w:val="false"/>
+          <w:bCs w:val="false"/>
+        </w:rPr>
+        <w:t>We are testing a sad path for softDeleteComment here.</w:t>
+      </w:r>
+      <w:bookmarkEnd w:id="17"/>
+    </w:p>
+    <w:p>
+      <w:pPr>
+        <w:pStyle w:val="Normal"/>
+        <w:bidi w:val="0"/>
+        <w:jc w:val="both"/>
+        <w:rPr>
+          <w:b w:val="false"/>
+          <w:bCs w:val="false"/>
+        </w:rPr>
+      </w:pPr>
+      <w:r>
+        <w:rPr>
+          <w:b w:val="false"/>
+          <w:bCs w:val="false"/>
+        </w:rPr>
+      </w:r>
+    </w:p>
+    <w:p>
+      <w:pPr>
+        <w:pStyle w:val="Normal"/>
+        <w:bidi w:val="0"/>
+        <w:jc w:val="both"/>
+        <w:rPr>
+          <w:b w:val="false"/>
+          <w:bCs w:val="false"/>
+        </w:rPr>
+      </w:pPr>
+      <w:r>
+        <w:rPr>
+          <w:b w:val="false"/>
+          <w:bCs w:val="false"/>
+        </w:rPr>
+        <w:t>* Attempt to display all COMMENTs from a POST that doesn’t exist using displayAllPostComments. We assume that this POST has a post_id of 28</w:t>
+      </w:r>
+      <w:bookmarkStart w:id="19" w:name="__DdeLink__214_3513732324"/>
+      <w:r>
+        <w:rPr>
+          <w:b w:val="false"/>
+          <w:bCs w:val="false"/>
+        </w:rPr>
+        <w:t xml:space="preserve">. We should expect this test to fail with an exception. </w:t>
+      </w:r>
+      <w:bookmarkStart w:id="20" w:name="__DdeLink__216_3513732324"/>
+      <w:bookmarkEnd w:id="19"/>
+      <w:r>
+        <w:rPr>
+          <w:b w:val="false"/>
+          <w:bCs w:val="false"/>
+        </w:rPr>
+        <w:t>We are testing a sad path for displayAllPostComments here.</w:t>
+      </w:r>
+      <w:bookmarkEnd w:id="20"/>
+    </w:p>
+    <w:p>
+      <w:pPr>
+        <w:pStyle w:val="Normal"/>
+        <w:bidi w:val="0"/>
+        <w:jc w:val="both"/>
+        <w:rPr>
+          <w:b w:val="false"/>
+          <w:bCs w:val="false"/>
+        </w:rPr>
+      </w:pPr>
+      <w:r>
+        <w:rPr>
+          <w:b w:val="false"/>
+          <w:bCs w:val="false"/>
+        </w:rPr>
+      </w:r>
+    </w:p>
+    <w:p>
+      <w:pPr>
+        <w:pStyle w:val="Normal"/>
+        <w:bidi w:val="0"/>
+        <w:jc w:val="both"/>
+        <w:rPr>
+          <w:b w:val="false"/>
+          <w:bCs w:val="false"/>
+        </w:rPr>
+      </w:pPr>
+      <w:r>
+        <w:rPr>
+          <w:b w:val="false"/>
+          <w:bCs w:val="false"/>
+        </w:rPr>
+        <w:t xml:space="preserve">* Attempt to search COMMENTs in a POST that doesn’t exist using searchCommentsByPost. We assume that this POST has a post_id of 28. </w:t>
+      </w:r>
+      <w:bookmarkStart w:id="21" w:name="__DdeLink__218_3513732324"/>
+      <w:r>
+        <w:rPr>
+          <w:b w:val="false"/>
+          <w:bCs w:val="false"/>
+        </w:rPr>
+        <w:t>We should expect this test to fail with an exception. We are testing a sad path for searchCommentsByPost here.</w:t>
+      </w:r>
+      <w:bookmarkEnd w:id="21"/>
+    </w:p>
+    <w:p>
+      <w:pPr>
+        <w:pStyle w:val="Normal"/>
+        <w:bidi w:val="0"/>
+        <w:jc w:val="both"/>
+        <w:rPr>
+          <w:b w:val="false"/>
+          <w:bCs w:val="false"/>
+        </w:rPr>
+      </w:pPr>
+      <w:r>
+        <w:rPr>
+          <w:b w:val="false"/>
+          <w:bCs w:val="false"/>
+        </w:rPr>
+      </w:r>
+    </w:p>
+    <w:p>
+      <w:pPr>
+        <w:pStyle w:val="Normal"/>
+        <w:bidi w:val="0"/>
+        <w:jc w:val="both"/>
+        <w:rPr>
+          <w:b w:val="false"/>
+          <w:bCs w:val="false"/>
+        </w:rPr>
+      </w:pPr>
+      <w:r>
+        <w:rPr>
+          <w:b w:val="false"/>
+          <w:bCs w:val="false"/>
+        </w:rPr>
+        <w:t xml:space="preserve">* Attempt to create a reply to a COMMENT that doesn’t exist </w:t>
+      </w:r>
+      <w:r>
+        <w:rPr>
+          <w:b w:val="false"/>
+          <w:bCs w:val="false"/>
+        </w:rPr>
+        <w:t xml:space="preserve">using createReply. We assume that this COMMENT to which the reply is being created has a comment_id of 19. </w:t>
+      </w:r>
+      <w:r>
+        <w:rPr>
+          <w:b w:val="false"/>
+          <w:bCs w:val="false"/>
+        </w:rPr>
+        <w:t xml:space="preserve">We should expect this test to fail with an exception. We are testing a sad path for </w:t>
+      </w:r>
+      <w:r>
+        <w:rPr>
+          <w:b w:val="false"/>
+          <w:bCs w:val="false"/>
+        </w:rPr>
+        <w:t>createReply</w:t>
+      </w:r>
+      <w:r>
+        <w:rPr>
+          <w:b w:val="false"/>
+          <w:bCs w:val="false"/>
+        </w:rPr>
+        <w:t xml:space="preserve"> here.</w:t>
+      </w:r>
+    </w:p>
+    <w:p>
+      <w:pPr>
+        <w:pStyle w:val="Normal"/>
+        <w:bidi w:val="0"/>
+        <w:jc w:val="both"/>
+        <w:rPr>
+          <w:b w:val="false"/>
+          <w:bCs w:val="false"/>
+        </w:rPr>
+      </w:pPr>
+      <w:r>
+        <w:rPr>
+          <w:b w:val="false"/>
+          <w:bCs w:val="false"/>
+        </w:rPr>
+      </w:r>
+    </w:p>
+    <w:p>
+      <w:pPr>
+        <w:pStyle w:val="Normal"/>
+        <w:bidi w:val="0"/>
+        <w:jc w:val="both"/>
+        <w:rPr>
+          <w:b w:val="false"/>
+          <w:bCs w:val="false"/>
+        </w:rPr>
+      </w:pPr>
+      <w:r>
+        <w:rPr>
+          <w:b w:val="false"/>
+          <w:bCs w:val="false"/>
+        </w:rPr>
+      </w:r>
+    </w:p>
+    <w:p>
+      <w:pPr>
+        <w:pStyle w:val="Normal"/>
+        <w:bidi w:val="0"/>
+        <w:jc w:val="both"/>
+        <w:rPr>
+          <w:b w:val="false"/>
+          <w:bCs w:val="false"/>
+        </w:rPr>
+      </w:pPr>
+      <w:r>
+        <w:rPr>
+          <w:b w:val="false"/>
+          <w:bCs w:val="false"/>
+        </w:rPr>
+        <w:t xml:space="preserve">   </w:t>
       </w:r>
     </w:p>
     <w:sectPr>
@@ -807,6 +2376,19 @@
       <w:suppressLineNumbers/>
     </w:pPr>
     <w:rPr/>
+  </w:style>
+  <w:style w:type="paragraph" w:styleId="TableHeading">
+    <w:name w:val="Table Heading"/>
+    <w:basedOn w:val="TableContents"/>
+    <w:qFormat/>
+    <w:pPr>
+      <w:suppressLineNumbers/>
+      <w:jc w:val="center"/>
+    </w:pPr>
+    <w:rPr>
+      <w:b/>
+      <w:bCs/>
+    </w:rPr>
   </w:style>
 </w:styles>
 </file>
